--- a/Source ERPs/metadata SIGRE/pecuario/Manual_Usuario_Modulo_Pecuario.docx
+++ b/Source ERPs/metadata SIGRE/pecuario/Manual_Usuario_Modulo_Pecuario.docx
@@ -217,6 +217,63 @@
     </w:p>
     <w:p>
       <w:pPr>
+        <w:pStyle w:val="Heading2"/>
+      </w:pPr>
+      <w:r>
+        <w:t>1.2 Flujo general del proceso</w:t>
+      </w:r>
+    </w:p>
+    <w:p>
+      <w:r>
+        <w:t>El siguiente diagrama resume el procedimiento completo del modulo, separando el camino de manejo individual (bovino, porcino, caprino, ovino, equino) del camino de manejo por lote (aves, engorde masivo):</w:t>
+      </w:r>
+    </w:p>
+    <w:p>
+      <w:pPr>
+        <w:jc w:val="center"/>
+      </w:pPr>
+      <w:r>
+        <w:drawing>
+          <wp:inline xmlns:a="http://schemas.openxmlformats.org/drawingml/2006/main" xmlns:pic="http://schemas.openxmlformats.org/drawingml/2006/picture">
+            <wp:extent cx="5760720" cy="6087011"/>
+            <wp:docPr id="1" name="Picture 1"/>
+            <wp:cNvGraphicFramePr>
+              <a:graphicFrameLocks noChangeAspect="1"/>
+            </wp:cNvGraphicFramePr>
+            <a:graphic>
+              <a:graphicData uri="http://schemas.openxmlformats.org/drawingml/2006/picture">
+                <pic:pic>
+                  <pic:nvPicPr>
+                    <pic:cNvPr id="0" name="flujo_procedimiento.png"/>
+                    <pic:cNvPicPr/>
+                  </pic:nvPicPr>
+                  <pic:blipFill>
+                    <a:blip r:embed="rId9"/>
+                    <a:stretch>
+                      <a:fillRect/>
+                    </a:stretch>
+                  </pic:blipFill>
+                  <pic:spPr>
+                    <a:xfrm>
+                      <a:off x="0" y="0"/>
+                      <a:ext cx="5760720" cy="6087011"/>
+                    </a:xfrm>
+                    <a:prstGeom prst="rect"/>
+                  </pic:spPr>
+                </pic:pic>
+              </a:graphicData>
+            </a:graphic>
+          </wp:inline>
+        </w:drawing>
+      </w:r>
+    </w:p>
+    <w:p>
+      <w:r>
+        <w:br w:type="page"/>
+      </w:r>
+    </w:p>
+    <w:p>
+      <w:pPr>
         <w:pStyle w:val="Heading1"/>
       </w:pPr>
       <w:r>
@@ -2010,6 +2067,58 @@
       </w:tr>
     </w:tbl>
     <w:p/>
+    <w:p>
+      <w:pPr>
+        <w:pStyle w:val="Heading2"/>
+      </w:pPr>
+      <w:r>
+        <w:t>2.2 Diagrama de opciones del menu</w:t>
+      </w:r>
+    </w:p>
+    <w:p>
+      <w:r>
+        <w:t>Vista agrupada de las 49 opciones nuevas por tipo:</w:t>
+      </w:r>
+    </w:p>
+    <w:p>
+      <w:pPr>
+        <w:jc w:val="center"/>
+      </w:pPr>
+      <w:r>
+        <w:drawing>
+          <wp:inline xmlns:a="http://schemas.openxmlformats.org/drawingml/2006/main" xmlns:pic="http://schemas.openxmlformats.org/drawingml/2006/picture">
+            <wp:extent cx="5943600" cy="2124955"/>
+            <wp:docPr id="2" name="Picture 2"/>
+            <wp:cNvGraphicFramePr>
+              <a:graphicFrameLocks noChangeAspect="1"/>
+            </wp:cNvGraphicFramePr>
+            <a:graphic>
+              <a:graphicData uri="http://schemas.openxmlformats.org/drawingml/2006/picture">
+                <pic:pic>
+                  <pic:nvPicPr>
+                    <pic:cNvPr id="0" name="opciones_menu.png"/>
+                    <pic:cNvPicPr/>
+                  </pic:nvPicPr>
+                  <pic:blipFill>
+                    <a:blip r:embed="rId10"/>
+                    <a:stretch>
+                      <a:fillRect/>
+                    </a:stretch>
+                  </pic:blipFill>
+                  <pic:spPr>
+                    <a:xfrm>
+                      <a:off x="0" y="0"/>
+                      <a:ext cx="5943600" cy="2124955"/>
+                    </a:xfrm>
+                    <a:prstGeom prst="rect"/>
+                  </pic:spPr>
+                </pic:pic>
+              </a:graphicData>
+            </a:graphic>
+          </wp:inline>
+        </w:drawing>
+      </w:r>
+    </w:p>
     <w:p>
       <w:r>
         <w:br w:type="page"/>
@@ -5809,6 +5918,78 @@
       </w:tr>
     </w:tbl>
     <w:p/>
+    <w:p>
+      <w:r>
+        <w:br w:type="page"/>
+      </w:r>
+    </w:p>
+    <w:p>
+      <w:pPr>
+        <w:pStyle w:val="Heading1"/>
+      </w:pPr>
+      <w:r>
+        <w:t>18. Anexo: diagrama de entidades (modelo de datos)</w:t>
+      </w:r>
+    </w:p>
+    <w:p>
+      <w:r>
+        <w:t>Diagrama tecnico del modelo de datos completo (todas las tablas PC_* y su relacion con las tablas genericas del ERP: ORDEN_TRABAJO, OPERACIONES, ARTICULO_MOV, ORDEN_SERVICIO, ORDEN_VENTA). Esta seccion es de referencia tecnica; el personal operativo no necesita interpretarla para usar el modulo.</w:t>
+      </w:r>
+    </w:p>
+    <w:p>
+      <w:pPr>
+        <w:jc w:val="center"/>
+      </w:pPr>
+      <w:r>
+        <w:drawing>
+          <wp:inline xmlns:a="http://schemas.openxmlformats.org/drawingml/2006/main" xmlns:pic="http://schemas.openxmlformats.org/drawingml/2006/picture">
+            <wp:extent cx="8229600" cy="1732547"/>
+            <wp:docPr id="3" name="Picture 3"/>
+            <wp:cNvGraphicFramePr>
+              <a:graphicFrameLocks noChangeAspect="1"/>
+            </wp:cNvGraphicFramePr>
+            <a:graphic>
+              <a:graphicData uri="http://schemas.openxmlformats.org/drawingml/2006/picture">
+                <pic:pic>
+                  <pic:nvPicPr>
+                    <pic:cNvPr id="0" name="diagrama_entidades.png"/>
+                    <pic:cNvPicPr/>
+                  </pic:nvPicPr>
+                  <pic:blipFill>
+                    <a:blip r:embed="rId11"/>
+                    <a:stretch>
+                      <a:fillRect/>
+                    </a:stretch>
+                  </pic:blipFill>
+                  <pic:spPr>
+                    <a:xfrm>
+                      <a:off x="0" y="0"/>
+                      <a:ext cx="8229600" cy="1732547"/>
+                    </a:xfrm>
+                    <a:prstGeom prst="rect"/>
+                  </pic:spPr>
+                </pic:pic>
+              </a:graphicData>
+            </a:graphic>
+          </wp:inline>
+        </w:drawing>
+      </w:r>
+    </w:p>
+    <w:p>
+      <w:r>
+        <w:rPr>
+          <w:b/>
+          <w:i/>
+        </w:rPr>
+        <w:t xml:space="preserve">Nota: </w:t>
+      </w:r>
+      <w:r>
+        <w:rPr>
+          <w:i/>
+        </w:rPr>
+        <w:t>el diagrama es denso por la cantidad de tablas; se recomienda hacer zoom (Word: Ctrl + rueda del mouse) para leer los nombres de columnas y relaciones.</w:t>
+      </w:r>
+    </w:p>
     <w:sectPr>
       <w:pgSz w:w="12240" w:h="15840"/>
       <w:pgMar w:top="1440" w:right="1800" w:bottom="1440" w:left="1800" w:header="720" w:footer="720" w:gutter="0"/>

--- a/Source ERPs/metadata SIGRE/pecuario/Manual_Usuario_Modulo_Pecuario.docx
+++ b/Source ERPs/metadata SIGRE/pecuario/Manual_Usuario_Modulo_Pecuario.docx
@@ -235,7 +235,7 @@
       <w:r>
         <w:drawing>
           <wp:inline xmlns:a="http://schemas.openxmlformats.org/drawingml/2006/main" xmlns:pic="http://schemas.openxmlformats.org/drawingml/2006/picture">
-            <wp:extent cx="5760720" cy="6087011"/>
+            <wp:extent cx="5760720" cy="7936572"/>
             <wp:docPr id="1" name="Picture 1"/>
             <wp:cNvGraphicFramePr>
               <a:graphicFrameLocks noChangeAspect="1"/>
@@ -256,7 +256,7 @@
                   <pic:spPr>
                     <a:xfrm>
                       <a:off x="0" y="0"/>
-                      <a:ext cx="5760720" cy="6087011"/>
+                      <a:ext cx="5760720" cy="7936572"/>
                     </a:xfrm>
                     <a:prstGeom prst="rect"/>
                   </pic:spPr>
@@ -2360,7 +2360,7 @@
     </w:p>
     <w:p>
       <w:r>
-        <w:t>Catalogo raiz que agrupa las razas por tipo de animal (bovino, porcino, caprino, ovino, equino, aves). Viene precargado con las 6 especies principales.</w:t>
+        <w:t>Catalogo raiz que agrupa las razas por tipo de animal (bovino, porcino, caprino, ovino, equino, aves). Viene precargado con las 6 especies principales. Esta pantalla reutiliza el catalogo general de especies que ya usa el sistema (no es una tabla exclusiva de Pecuario), mostrando unicamente las filas pecuarias.</w:t>
       </w:r>
     </w:p>
     <w:tbl>
@@ -2442,6 +2442,72 @@
           <w:p>
             <w:r>
               <w:t>Nombre visible de la especie (ej. Bovino, Avicola).</w:t>
+            </w:r>
+          </w:p>
+        </w:tc>
+      </w:tr>
+      <w:tr>
+        <w:tc>
+          <w:tcPr>
+            <w:tcW w:type="dxa" w:w="2835"/>
+          </w:tcPr>
+          <w:p>
+            <w:r>
+              <w:t>Nombre cientifico</w:t>
+            </w:r>
+          </w:p>
+        </w:tc>
+        <w:tc>
+          <w:tcPr>
+            <w:tcW w:type="dxa" w:w="6236"/>
+          </w:tcPr>
+          <w:p>
+            <w:r>
+              <w:t>Nombre cientifico de la especie (ej. Bos taurus).</w:t>
+            </w:r>
+          </w:p>
+        </w:tc>
+      </w:tr>
+      <w:tr>
+        <w:tc>
+          <w:tcPr>
+            <w:tcW w:type="dxa" w:w="2835"/>
+          </w:tcPr>
+          <w:p>
+            <w:r>
+              <w:t>Periodo de gestacion (dias)</w:t>
+            </w:r>
+          </w:p>
+        </w:tc>
+        <w:tc>
+          <w:tcPr>
+            <w:tcW w:type="dxa" w:w="6236"/>
+          </w:tcPr>
+          <w:p>
+            <w:r>
+              <w:t>Mamiferos: dias entre el servicio y el parto probable (283 en bovinos, ajustable por especie).</w:t>
+            </w:r>
+          </w:p>
+        </w:tc>
+      </w:tr>
+      <w:tr>
+        <w:tc>
+          <w:tcPr>
+            <w:tcW w:type="dxa" w:w="2835"/>
+          </w:tcPr>
+          <w:p>
+            <w:r>
+              <w:t>Periodo de incubacion (dias)</w:t>
+            </w:r>
+          </w:p>
+        </w:tc>
+        <w:tc>
+          <w:tcPr>
+            <w:tcW w:type="dxa" w:w="6236"/>
+          </w:tcPr>
+          <w:p>
+            <w:r>
+              <w:t>Aves: dias entre la carga de la incubadora y la eclosion esperada (21 en aves de corral).</w:t>
             </w:r>
           </w:p>
         </w:tc>
@@ -4232,7 +4298,7 @@
           </w:tcPr>
           <w:p>
             <w:r>
-              <w:t>Monta natural (con un toro propio) o inseminacion artificial (con un semental del catalogo). El sistema calcula la fecha probable de parto (283 dias despues del servicio).</w:t>
+              <w:t>Monta natural (con un toro propio) o inseminacion artificial (con un semental del catalogo). El sistema calcula la fecha probable de parto segun el periodo de gestacion de la especie del animal (283 dias en bovinos, distinto en otras especies).</w:t>
             </w:r>
           </w:p>
         </w:tc>
@@ -4593,7 +4659,7 @@
     </w:p>
     <w:p>
       <w:r>
-        <w:t>Cuando el cliente que compra la leche (por ejemplo, una planta industrial) hace su propio analisis de calidad y descuenta el costo directamente de la factura de venta (en vez de que la empresa pague un analisis aparte), se marca el origen de la muestra como "Cliente", indicando el nombre del cliente, el costo del analisis y si ya fue descontado de la factura.</w:t>
+        <w:t>Cuando el cliente que compra la leche (por ejemplo, una planta industrial) hace su propio analisis de calidad y descuenta el costo directamente de la factura de venta (en vez de que la empresa pague un analisis aparte), se marca el origen de la muestra como "Cliente", seleccionando el cliente del catalogo de proveedores/clientes (no se digita el nombre a mano), y registrando el costo del analisis y si ya fue descontado de la factura.</w:t>
       </w:r>
     </w:p>
     <w:p>

--- a/Source ERPs/metadata SIGRE/pecuario/Manual_Usuario_Modulo_Pecuario.docx
+++ b/Source ERPs/metadata SIGRE/pecuario/Manual_Usuario_Modulo_Pecuario.docx
@@ -6054,6 +6054,281 @@
           <w:i/>
         </w:rPr>
         <w:t>el diagrama es denso por la cantidad de tablas; se recomienda hacer zoom (Word: Ctrl + rueda del mouse) para leer los nombres de columnas y relaciones.</w:t>
+      </w:r>
+    </w:p>
+    <w:p>
+      <w:r>
+        <w:br w:type="page"/>
+      </w:r>
+    </w:p>
+    <w:p>
+      <w:pPr>
+        <w:pStyle w:val="Heading1"/>
+      </w:pPr>
+      <w:r>
+        <w:t>19. Anexo: contabilizacion del activo biologico (NIC 41)</w:t>
+      </w:r>
+    </w:p>
+    <w:p>
+      <w:r>
+        <w:t>Seccion de referencia para contabilidad/finanzas. Explica como se genera el asiento contable del ganado bajo la norma NIC 41 (Agricultura) y por que, a diferencia de un activo fijo comun, el ganado no se deprecia.</w:t>
+      </w:r>
+    </w:p>
+    <w:p>
+      <w:pPr>
+        <w:pStyle w:val="Heading2"/>
+      </w:pPr>
+      <w:r>
+        <w:t>19.1 Alta del animal (reconocimiento inicial)</w:t>
+      </w:r>
+    </w:p>
+    <w:p>
+      <w:r>
+        <w:t>Hay dos formas de dar de alta un animal, y cada una genera un asiento distinto:</w:t>
+      </w:r>
+    </w:p>
+    <w:tbl>
+      <w:tblPr>
+        <w:tblStyle w:val="LightGrid-Accent1"/>
+        <w:tblW w:type="auto" w:w="0"/>
+        <w:jc w:val="center"/>
+        <w:tblLook w:firstColumn="1" w:firstRow="1" w:lastColumn="0" w:lastRow="0" w:noHBand="0" w:noVBand="1" w:val="04A0"/>
+      </w:tblPr>
+      <w:tblGrid>
+        <w:gridCol w:w="4320"/>
+        <w:gridCol w:w="4320"/>
+      </w:tblGrid>
+      <w:tr>
+        <w:tc>
+          <w:tcPr>
+            <w:tcW w:type="dxa" w:w="2835"/>
+          </w:tcPr>
+          <w:p>
+            <w:r>
+              <w:rPr>
+                <w:b/>
+              </w:rPr>
+              <w:t>Caso</w:t>
+            </w:r>
+          </w:p>
+        </w:tc>
+        <w:tc>
+          <w:tcPr>
+            <w:tcW w:type="dxa" w:w="6236"/>
+          </w:tcPr>
+          <w:p>
+            <w:r>
+              <w:rPr>
+                <w:b/>
+              </w:rPr>
+              <w:t>Asiento</w:t>
+            </w:r>
+          </w:p>
+        </w:tc>
+      </w:tr>
+      <w:tr>
+        <w:tc>
+          <w:tcPr>
+            <w:tcW w:type="dxa" w:w="2835"/>
+          </w:tcPr>
+          <w:p>
+            <w:r>
+              <w:t>Compra (ej. S/ 30,000)</w:t>
+            </w:r>
+          </w:p>
+        </w:tc>
+        <w:tc>
+          <w:tcPr>
+            <w:tcW w:type="dxa" w:w="6236"/>
+          </w:tcPr>
+          <w:p>
+            <w:r>
+              <w:t>Debe: 35 Activos biologicos - 351 Produccion - 3511 Origen animal (30,000) | Haber: 46 Cuentas por pagar diversas (30,000)</w:t>
+            </w:r>
+          </w:p>
+        </w:tc>
+      </w:tr>
+      <w:tr>
+        <w:tc>
+          <w:tcPr>
+            <w:tcW w:type="dxa" w:w="2835"/>
+          </w:tcPr>
+          <w:p>
+            <w:r>
+              <w:t>Nacimiento (cria)</w:t>
+            </w:r>
+          </w:p>
+        </w:tc>
+        <w:tc>
+          <w:tcPr>
+            <w:tcW w:type="dxa" w:w="6236"/>
+          </w:tcPr>
+          <w:p>
+            <w:r>
+              <w:t>Debe: 35 Activos biologicos (valor razonable de la cria) | Haber: 76.2 Ganancia por medicion de activos no financieros al valor razonable (mismo monto)</w:t>
+            </w:r>
+          </w:p>
+        </w:tc>
+      </w:tr>
+    </w:tbl>
+    <w:p/>
+    <w:p>
+      <w:r>
+        <w:t>En la compra, si el precio pagado ya representa el valor razonable del animal, no hay ganancia ni perdida adicional en el alta. En el nacimiento, como no hay costo de adquisicion, todo el valor razonable de la cria se reconoce como ganancia.</w:t>
+      </w:r>
+    </w:p>
+    <w:p>
+      <w:pPr>
+        <w:pStyle w:val="Heading2"/>
+      </w:pPr>
+      <w:r>
+        <w:t>19.2 Medicion posterior (revaluacion periodica)</w:t>
+      </w:r>
+    </w:p>
+    <w:p>
+      <w:r>
+        <w:t>En cada cierre (proceso automatico propuesto: revaluacion NIC 41), se vuelve a calcular el valor razonable del animal o del lote, y la diferencia con el valor anterior se registra directamente contra resultados (nunca contra patrimonio):</w:t>
+      </w:r>
+    </w:p>
+    <w:tbl>
+      <w:tblPr>
+        <w:tblStyle w:val="LightGrid-Accent1"/>
+        <w:tblW w:type="auto" w:w="0"/>
+        <w:jc w:val="center"/>
+        <w:tblLook w:firstColumn="1" w:firstRow="1" w:lastColumn="0" w:lastRow="0" w:noHBand="0" w:noVBand="1" w:val="04A0"/>
+      </w:tblPr>
+      <w:tblGrid>
+        <w:gridCol w:w="4320"/>
+        <w:gridCol w:w="4320"/>
+      </w:tblGrid>
+      <w:tr>
+        <w:tc>
+          <w:tcPr>
+            <w:tcW w:type="dxa" w:w="3402"/>
+          </w:tcPr>
+          <w:p>
+            <w:r>
+              <w:rPr>
+                <w:b/>
+              </w:rPr>
+              <w:t>Si el valor...</w:t>
+            </w:r>
+          </w:p>
+        </w:tc>
+        <w:tc>
+          <w:tcPr>
+            <w:tcW w:type="dxa" w:w="5669"/>
+          </w:tcPr>
+          <w:p>
+            <w:r>
+              <w:rPr>
+                <w:b/>
+              </w:rPr>
+              <w:t>Asiento</w:t>
+            </w:r>
+          </w:p>
+        </w:tc>
+      </w:tr>
+      <w:tr>
+        <w:tc>
+          <w:tcPr>
+            <w:tcW w:type="dxa" w:w="3402"/>
+          </w:tcPr>
+          <w:p>
+            <w:r>
+              <w:t>Sube (ej. de S/ 30,000 a S/ 37,000)</w:t>
+            </w:r>
+          </w:p>
+        </w:tc>
+        <w:tc>
+          <w:tcPr>
+            <w:tcW w:type="dxa" w:w="5669"/>
+          </w:tcPr>
+          <w:p>
+            <w:r>
+              <w:t>Debe: 35 Activos biologicos (7,000) | Haber: 76.2 Ganancia por medicion de activos no financieros al valor razonable (7,000)</w:t>
+            </w:r>
+          </w:p>
+        </w:tc>
+      </w:tr>
+      <w:tr>
+        <w:tc>
+          <w:tcPr>
+            <w:tcW w:type="dxa" w:w="3402"/>
+          </w:tcPr>
+          <w:p>
+            <w:r>
+              <w:t>Baja</w:t>
+            </w:r>
+          </w:p>
+        </w:tc>
+        <w:tc>
+          <w:tcPr>
+            <w:tcW w:type="dxa" w:w="5669"/>
+          </w:tcPr>
+          <w:p>
+            <w:r>
+              <w:t>Debe: 66.x Perdida por medicion de activos no financieros al valor razonable (monto) | Haber: 35 Activos biologicos (monto)</w:t>
+            </w:r>
+          </w:p>
+        </w:tc>
+      </w:tr>
+    </w:tbl>
+    <w:p/>
+    <w:p>
+      <w:r>
+        <w:t>Al cierre del periodo, las cuentas 76 y 66 se saldan contra la cuenta 84 Resultado de explotacion.</w:t>
+      </w:r>
+    </w:p>
+    <w:p>
+      <w:r>
+        <w:rPr>
+          <w:b/>
+          <w:i/>
+        </w:rPr>
+        <w:t xml:space="preserve">Nota: </w:t>
+      </w:r>
+      <w:r>
+        <w:rPr>
+          <w:i/>
+        </w:rPr>
+        <w:t>las ganancias/perdidas por esta revaluacion normalmente no tienen efecto tributario inmediato (es una diferencia temporal) — a confirmar con el contador antes de activar el proceso automatico.</w:t>
+      </w:r>
+    </w:p>
+    <w:p>
+      <w:pPr>
+        <w:pStyle w:val="Heading2"/>
+      </w:pPr>
+      <w:r>
+        <w:t>19.3 Por que el ganado NO se deprecia</w:t>
+      </w:r>
+    </w:p>
+    <w:p>
+      <w:r>
+        <w:t>Un activo fijo comun (un tractor, un edificio) pierde valor con el uso y ese desgaste se registra como depreciacion, mes a mes, con una formula fija. El ganado bajo NIC 41 funciona distinto: en vez de depreciarse, se revalua periodicamente a su valor razonable (lo que realmente vale hoy en el mercado) — el modelo de valor razonable reemplaza a la depreciacion.</w:t>
+      </w:r>
+    </w:p>
+    <w:p>
+      <w:r>
+        <w:t>La unica excepcion es cuando de verdad no se puede calcular un valor razonable confiable (por ejemplo, no existe mercado ni forma de estimarlo) — ahi si se usa costo menos depreciacion, igual que un activo fijo normal, hasta que se pueda volver a calcular el valor razonable.</w:t>
+      </w:r>
+    </w:p>
+    <w:p>
+      <w:r>
+        <w:t>Lo que si se deprecia normalmente (y ya esta cubierto por el sistema, sin cambios) es la infraestructura que aloja o sirve a los animales: establos, cercos, tanques de enfriamiento, equipos de ordeño. Esos son activos fijos comunes (no activos biologicos), y siguen su proceso normal de depreciacion.</w:t>
+      </w:r>
+    </w:p>
+    <w:p>
+      <w:pPr>
+        <w:pStyle w:val="Heading2"/>
+      </w:pPr>
+      <w:r>
+        <w:t>19.4 Cuentas por crear antes de activar la contabilizacion automatica</w:t>
+      </w:r>
+    </w:p>
+    <w:p>
+      <w:r>
+        <w:t>Se verifico contra el plan de cuentas real de la empresa: hoy NO existen las cuentas 35 (Activos biologicos) ni 76 (Ganancia por medicion a valor razonable) — el plan de cuentas actual es el de la operacion pesquera existente. Hay que darlas de alta antes de activar cualquier generacion automatica de asientos para Pecuario. La cuenta 66 ya existe pero para un concepto distinto (perdida en activos mantenidos para la venta); no debe reutilizarse, hay que crear una subcuenta propia.</w:t>
       </w:r>
     </w:p>
     <w:sectPr>

--- a/Source ERPs/metadata SIGRE/pecuario/Manual_Usuario_Modulo_Pecuario.docx
+++ b/Source ERPs/metadata SIGRE/pecuario/Manual_Usuario_Modulo_Pecuario.docx
@@ -6331,6 +6331,827 @@
         <w:t>Se verifico contra el plan de cuentas real de la empresa: hoy NO existen las cuentas 35 (Activos biologicos) ni 76 (Ganancia por medicion a valor razonable) — el plan de cuentas actual es el de la operacion pesquera existente. Hay que darlas de alta antes de activar cualquier generacion automatica de asientos para Pecuario. La cuenta 66 ya existe pero para un concepto distinto (perdida en activos mantenidos para la venta); no debe reutilizarse, hay que crear una subcuenta propia.</w:t>
       </w:r>
     </w:p>
+    <w:p>
+      <w:pPr>
+        <w:pStyle w:val="Heading2"/>
+      </w:pPr>
+      <w:r>
+        <w:t>19.5 Asientos de ejemplo con animales del escenario de prueba</w:t>
+      </w:r>
+    </w:p>
+    <w:p>
+      <w:r>
+        <w:t>Ejemplos completos usando la misma estructura real de asiento contable (cabecera + detalle) que ya usa el sistema. Los codigos de cuenta (35110101, 76201101, 66201101) son propuestos, no existen aun (ver 19.4) — el codigo definitivo lo asigna el contador al darlas de alta.</w:t>
+      </w:r>
+    </w:p>
+    <w:p>
+      <w:pPr>
+        <w:pStyle w:val="Heading3"/>
+      </w:pPr>
+      <w:r>
+        <w:t>Ejemplo 1 - Alta por nacimiento (SU00000004, cria de Paloma, 15/06/2026)</w:t>
+      </w:r>
+    </w:p>
+    <w:tbl>
+      <w:tblPr>
+        <w:tblStyle w:val="LightGrid-Accent1"/>
+        <w:tblW w:type="auto" w:w="0"/>
+        <w:jc w:val="center"/>
+        <w:tblLook w:firstColumn="1" w:firstRow="1" w:lastColumn="0" w:lastRow="0" w:noHBand="0" w:noVBand="1" w:val="04A0"/>
+      </w:tblPr>
+      <w:tblGrid>
+        <w:gridCol w:w="1728"/>
+        <w:gridCol w:w="1728"/>
+        <w:gridCol w:w="1728"/>
+        <w:gridCol w:w="1728"/>
+        <w:gridCol w:w="1728"/>
+      </w:tblGrid>
+      <w:tr>
+        <w:tc>
+          <w:tcPr>
+            <w:tcW w:type="dxa" w:w="1134"/>
+          </w:tcPr>
+          <w:p>
+            <w:r>
+              <w:rPr>
+                <w:b/>
+              </w:rPr>
+              <w:t>Item</w:t>
+            </w:r>
+          </w:p>
+        </w:tc>
+        <w:tc>
+          <w:tcPr>
+            <w:tcW w:type="dxa" w:w="2835"/>
+          </w:tcPr>
+          <w:p>
+            <w:r>
+              <w:rPr>
+                <w:b/>
+              </w:rPr>
+              <w:t>Cuenta</w:t>
+            </w:r>
+          </w:p>
+        </w:tc>
+        <w:tc>
+          <w:tcPr>
+            <w:tcW w:type="dxa" w:w="1134"/>
+          </w:tcPr>
+          <w:p>
+            <w:r>
+              <w:rPr>
+                <w:b/>
+              </w:rPr>
+              <w:t>D/H</w:t>
+            </w:r>
+          </w:p>
+        </w:tc>
+        <w:tc>
+          <w:tcPr>
+            <w:tcW w:type="dxa" w:w="3402"/>
+          </w:tcPr>
+          <w:p>
+            <w:r>
+              <w:rPr>
+                <w:b/>
+              </w:rPr>
+              <w:t>Detalle</w:t>
+            </w:r>
+          </w:p>
+        </w:tc>
+        <w:tc>
+          <w:tcPr>
+            <w:tcW w:type="dxa" w:w="1701"/>
+          </w:tcPr>
+          <w:p>
+            <w:r>
+              <w:rPr>
+                <w:b/>
+              </w:rPr>
+              <w:t>Monto (S/)</w:t>
+            </w:r>
+          </w:p>
+        </w:tc>
+      </w:tr>
+      <w:tr>
+        <w:tc>
+          <w:tcPr>
+            <w:tcW w:type="dxa" w:w="1134"/>
+          </w:tcPr>
+          <w:p>
+            <w:r>
+              <w:t>1</w:t>
+            </w:r>
+          </w:p>
+        </w:tc>
+        <w:tc>
+          <w:tcPr>
+            <w:tcW w:type="dxa" w:w="2835"/>
+          </w:tcPr>
+          <w:p>
+            <w:r>
+              <w:t>35110101 (Activo biologico - Origen animal)</w:t>
+            </w:r>
+          </w:p>
+        </w:tc>
+        <w:tc>
+          <w:tcPr>
+            <w:tcW w:type="dxa" w:w="1134"/>
+          </w:tcPr>
+          <w:p>
+            <w:r>
+              <w:t>D</w:t>
+            </w:r>
+          </w:p>
+        </w:tc>
+        <w:tc>
+          <w:tcPr>
+            <w:tcW w:type="dxa" w:w="3402"/>
+          </w:tcPr>
+          <w:p>
+            <w:r>
+              <w:t>Alta cria SU00000004 a valor razonable</w:t>
+            </w:r>
+          </w:p>
+        </w:tc>
+        <w:tc>
+          <w:tcPr>
+            <w:tcW w:type="dxa" w:w="1701"/>
+          </w:tcPr>
+          <w:p>
+            <w:r>
+              <w:t>1,500.00</w:t>
+            </w:r>
+          </w:p>
+        </w:tc>
+      </w:tr>
+      <w:tr>
+        <w:tc>
+          <w:tcPr>
+            <w:tcW w:type="dxa" w:w="1134"/>
+          </w:tcPr>
+          <w:p>
+            <w:r>
+              <w:t>2</w:t>
+            </w:r>
+          </w:p>
+        </w:tc>
+        <w:tc>
+          <w:tcPr>
+            <w:tcW w:type="dxa" w:w="2835"/>
+          </w:tcPr>
+          <w:p>
+            <w:r>
+              <w:t>76201101 (Ganancia por medicion a valor razonable)</w:t>
+            </w:r>
+          </w:p>
+        </w:tc>
+        <w:tc>
+          <w:tcPr>
+            <w:tcW w:type="dxa" w:w="1134"/>
+          </w:tcPr>
+          <w:p>
+            <w:r>
+              <w:t>H</w:t>
+            </w:r>
+          </w:p>
+        </w:tc>
+        <w:tc>
+          <w:tcPr>
+            <w:tcW w:type="dxa" w:w="3402"/>
+          </w:tcPr>
+          <w:p>
+            <w:r>
+              <w:t>Ganancia por reconocimiento inicial</w:t>
+            </w:r>
+          </w:p>
+        </w:tc>
+        <w:tc>
+          <w:tcPr>
+            <w:tcW w:type="dxa" w:w="1701"/>
+          </w:tcPr>
+          <w:p>
+            <w:r>
+              <w:t>1,500.00</w:t>
+            </w:r>
+          </w:p>
+        </w:tc>
+      </w:tr>
+    </w:tbl>
+    <w:p/>
+    <w:p>
+      <w:pPr>
+        <w:pStyle w:val="Heading3"/>
+      </w:pPr>
+      <w:r>
+        <w:t>Ejemplo 2 - Alta por compra (ilustrativo; el demo no tiene compras)</w:t>
+      </w:r>
+    </w:p>
+    <w:tbl>
+      <w:tblPr>
+        <w:tblStyle w:val="LightGrid-Accent1"/>
+        <w:tblW w:type="auto" w:w="0"/>
+        <w:jc w:val="center"/>
+        <w:tblLook w:firstColumn="1" w:firstRow="1" w:lastColumn="0" w:lastRow="0" w:noHBand="0" w:noVBand="1" w:val="04A0"/>
+      </w:tblPr>
+      <w:tblGrid>
+        <w:gridCol w:w="1728"/>
+        <w:gridCol w:w="1728"/>
+        <w:gridCol w:w="1728"/>
+        <w:gridCol w:w="1728"/>
+        <w:gridCol w:w="1728"/>
+      </w:tblGrid>
+      <w:tr>
+        <w:tc>
+          <w:tcPr>
+            <w:tcW w:type="dxa" w:w="1134"/>
+          </w:tcPr>
+          <w:p>
+            <w:r>
+              <w:rPr>
+                <w:b/>
+              </w:rPr>
+              <w:t>Item</w:t>
+            </w:r>
+          </w:p>
+        </w:tc>
+        <w:tc>
+          <w:tcPr>
+            <w:tcW w:type="dxa" w:w="2835"/>
+          </w:tcPr>
+          <w:p>
+            <w:r>
+              <w:rPr>
+                <w:b/>
+              </w:rPr>
+              <w:t>Cuenta</w:t>
+            </w:r>
+          </w:p>
+        </w:tc>
+        <w:tc>
+          <w:tcPr>
+            <w:tcW w:type="dxa" w:w="1134"/>
+          </w:tcPr>
+          <w:p>
+            <w:r>
+              <w:rPr>
+                <w:b/>
+              </w:rPr>
+              <w:t>D/H</w:t>
+            </w:r>
+          </w:p>
+        </w:tc>
+        <w:tc>
+          <w:tcPr>
+            <w:tcW w:type="dxa" w:w="3402"/>
+          </w:tcPr>
+          <w:p>
+            <w:r>
+              <w:rPr>
+                <w:b/>
+              </w:rPr>
+              <w:t>Detalle</w:t>
+            </w:r>
+          </w:p>
+        </w:tc>
+        <w:tc>
+          <w:tcPr>
+            <w:tcW w:type="dxa" w:w="1701"/>
+          </w:tcPr>
+          <w:p>
+            <w:r>
+              <w:rPr>
+                <w:b/>
+              </w:rPr>
+              <w:t>Monto (S/)</w:t>
+            </w:r>
+          </w:p>
+        </w:tc>
+      </w:tr>
+      <w:tr>
+        <w:tc>
+          <w:tcPr>
+            <w:tcW w:type="dxa" w:w="1134"/>
+          </w:tcPr>
+          <w:p>
+            <w:r>
+              <w:t>1</w:t>
+            </w:r>
+          </w:p>
+        </w:tc>
+        <w:tc>
+          <w:tcPr>
+            <w:tcW w:type="dxa" w:w="2835"/>
+          </w:tcPr>
+          <w:p>
+            <w:r>
+              <w:t>35110101 (Activo biologico - Origen animal)</w:t>
+            </w:r>
+          </w:p>
+        </w:tc>
+        <w:tc>
+          <w:tcPr>
+            <w:tcW w:type="dxa" w:w="1134"/>
+          </w:tcPr>
+          <w:p>
+            <w:r>
+              <w:t>D</w:t>
+            </w:r>
+          </w:p>
+        </w:tc>
+        <w:tc>
+          <w:tcPr>
+            <w:tcW w:type="dxa" w:w="3402"/>
+          </w:tcPr>
+          <w:p>
+            <w:r>
+              <w:t>Compra de vaquillona a valor razonable</w:t>
+            </w:r>
+          </w:p>
+        </w:tc>
+        <w:tc>
+          <w:tcPr>
+            <w:tcW w:type="dxa" w:w="1701"/>
+          </w:tcPr>
+          <w:p>
+            <w:r>
+              <w:t>30,000.00</w:t>
+            </w:r>
+          </w:p>
+        </w:tc>
+      </w:tr>
+      <w:tr>
+        <w:tc>
+          <w:tcPr>
+            <w:tcW w:type="dxa" w:w="1134"/>
+          </w:tcPr>
+          <w:p>
+            <w:r>
+              <w:t>2</w:t>
+            </w:r>
+          </w:p>
+        </w:tc>
+        <w:tc>
+          <w:tcPr>
+            <w:tcW w:type="dxa" w:w="2835"/>
+          </w:tcPr>
+          <w:p>
+            <w:r>
+              <w:t>46 Cuentas por pagar diversas</w:t>
+            </w:r>
+          </w:p>
+        </w:tc>
+        <w:tc>
+          <w:tcPr>
+            <w:tcW w:type="dxa" w:w="1134"/>
+          </w:tcPr>
+          <w:p>
+            <w:r>
+              <w:t>H</w:t>
+            </w:r>
+          </w:p>
+        </w:tc>
+        <w:tc>
+          <w:tcPr>
+            <w:tcW w:type="dxa" w:w="3402"/>
+          </w:tcPr>
+          <w:p>
+            <w:r>
+              <w:t>Factura de compra pendiente de pago</w:t>
+            </w:r>
+          </w:p>
+        </w:tc>
+        <w:tc>
+          <w:tcPr>
+            <w:tcW w:type="dxa" w:w="1701"/>
+          </w:tcPr>
+          <w:p>
+            <w:r>
+              <w:t>30,000.00</w:t>
+            </w:r>
+          </w:p>
+        </w:tc>
+      </w:tr>
+    </w:tbl>
+    <w:p/>
+    <w:p>
+      <w:pPr>
+        <w:pStyle w:val="Heading3"/>
+      </w:pPr>
+      <w:r>
+        <w:t>Ejemplo 3 - Revaluacion de cierre (31/12/2026, categoria Vaca en produccion)</w:t>
+      </w:r>
+    </w:p>
+    <w:tbl>
+      <w:tblPr>
+        <w:tblStyle w:val="LightGrid-Accent1"/>
+        <w:tblW w:type="auto" w:w="0"/>
+        <w:jc w:val="center"/>
+        <w:tblLook w:firstColumn="1" w:firstRow="1" w:lastColumn="0" w:lastRow="0" w:noHBand="0" w:noVBand="1" w:val="04A0"/>
+      </w:tblPr>
+      <w:tblGrid>
+        <w:gridCol w:w="1728"/>
+        <w:gridCol w:w="1728"/>
+        <w:gridCol w:w="1728"/>
+        <w:gridCol w:w="1728"/>
+        <w:gridCol w:w="1728"/>
+      </w:tblGrid>
+      <w:tr>
+        <w:tc>
+          <w:tcPr>
+            <w:tcW w:type="dxa" w:w="1134"/>
+          </w:tcPr>
+          <w:p>
+            <w:r>
+              <w:rPr>
+                <w:b/>
+              </w:rPr>
+              <w:t>Item</w:t>
+            </w:r>
+          </w:p>
+        </w:tc>
+        <w:tc>
+          <w:tcPr>
+            <w:tcW w:type="dxa" w:w="2835"/>
+          </w:tcPr>
+          <w:p>
+            <w:r>
+              <w:rPr>
+                <w:b/>
+              </w:rPr>
+              <w:t>Cuenta</w:t>
+            </w:r>
+          </w:p>
+        </w:tc>
+        <w:tc>
+          <w:tcPr>
+            <w:tcW w:type="dxa" w:w="1134"/>
+          </w:tcPr>
+          <w:p>
+            <w:r>
+              <w:rPr>
+                <w:b/>
+              </w:rPr>
+              <w:t>D/H</w:t>
+            </w:r>
+          </w:p>
+        </w:tc>
+        <w:tc>
+          <w:tcPr>
+            <w:tcW w:type="dxa" w:w="3402"/>
+          </w:tcPr>
+          <w:p>
+            <w:r>
+              <w:rPr>
+                <w:b/>
+              </w:rPr>
+              <w:t>Detalle</w:t>
+            </w:r>
+          </w:p>
+        </w:tc>
+        <w:tc>
+          <w:tcPr>
+            <w:tcW w:type="dxa" w:w="1701"/>
+          </w:tcPr>
+          <w:p>
+            <w:r>
+              <w:rPr>
+                <w:b/>
+              </w:rPr>
+              <w:t>Monto (S/)</w:t>
+            </w:r>
+          </w:p>
+        </w:tc>
+      </w:tr>
+      <w:tr>
+        <w:tc>
+          <w:tcPr>
+            <w:tcW w:type="dxa" w:w="1134"/>
+          </w:tcPr>
+          <w:p>
+            <w:r>
+              <w:t>1</w:t>
+            </w:r>
+          </w:p>
+        </w:tc>
+        <w:tc>
+          <w:tcPr>
+            <w:tcW w:type="dxa" w:w="2835"/>
+          </w:tcPr>
+          <w:p>
+            <w:r>
+              <w:t>35110101</w:t>
+            </w:r>
+          </w:p>
+        </w:tc>
+        <w:tc>
+          <w:tcPr>
+            <w:tcW w:type="dxa" w:w="1134"/>
+          </w:tcPr>
+          <w:p>
+            <w:r>
+              <w:t>D</w:t>
+            </w:r>
+          </w:p>
+        </w:tc>
+        <w:tc>
+          <w:tcPr>
+            <w:tcW w:type="dxa" w:w="3402"/>
+          </w:tcPr>
+          <w:p>
+            <w:r>
+              <w:t>Paloma (SU00000001): sube de 2,800 a 3,300</w:t>
+            </w:r>
+          </w:p>
+        </w:tc>
+        <w:tc>
+          <w:tcPr>
+            <w:tcW w:type="dxa" w:w="1701"/>
+          </w:tcPr>
+          <w:p>
+            <w:r>
+              <w:t>500.00</w:t>
+            </w:r>
+          </w:p>
+        </w:tc>
+      </w:tr>
+      <w:tr>
+        <w:tc>
+          <w:tcPr>
+            <w:tcW w:type="dxa" w:w="1134"/>
+          </w:tcPr>
+          <w:p>
+            <w:r>
+              <w:t>2</w:t>
+            </w:r>
+          </w:p>
+        </w:tc>
+        <w:tc>
+          <w:tcPr>
+            <w:tcW w:type="dxa" w:w="2835"/>
+          </w:tcPr>
+          <w:p>
+            <w:r>
+              <w:t>76201101</w:t>
+            </w:r>
+          </w:p>
+        </w:tc>
+        <w:tc>
+          <w:tcPr>
+            <w:tcW w:type="dxa" w:w="1134"/>
+          </w:tcPr>
+          <w:p>
+            <w:r>
+              <w:t>H</w:t>
+            </w:r>
+          </w:p>
+        </w:tc>
+        <w:tc>
+          <w:tcPr>
+            <w:tcW w:type="dxa" w:w="3402"/>
+          </w:tcPr>
+          <w:p>
+            <w:r>
+              <w:t>Ganancia por revaluacion - Paloma</w:t>
+            </w:r>
+          </w:p>
+        </w:tc>
+        <w:tc>
+          <w:tcPr>
+            <w:tcW w:type="dxa" w:w="1701"/>
+          </w:tcPr>
+          <w:p>
+            <w:r>
+              <w:t>500.00</w:t>
+            </w:r>
+          </w:p>
+        </w:tc>
+      </w:tr>
+      <w:tr>
+        <w:tc>
+          <w:tcPr>
+            <w:tcW w:type="dxa" w:w="1134"/>
+          </w:tcPr>
+          <w:p>
+            <w:r>
+              <w:t>3</w:t>
+            </w:r>
+          </w:p>
+        </w:tc>
+        <w:tc>
+          <w:tcPr>
+            <w:tcW w:type="dxa" w:w="2835"/>
+          </w:tcPr>
+          <w:p>
+            <w:r>
+              <w:t>35110101</w:t>
+            </w:r>
+          </w:p>
+        </w:tc>
+        <w:tc>
+          <w:tcPr>
+            <w:tcW w:type="dxa" w:w="1134"/>
+          </w:tcPr>
+          <w:p>
+            <w:r>
+              <w:t>D</w:t>
+            </w:r>
+          </w:p>
+        </w:tc>
+        <w:tc>
+          <w:tcPr>
+            <w:tcW w:type="dxa" w:w="3402"/>
+          </w:tcPr>
+          <w:p>
+            <w:r>
+              <w:t>Luna (SU00000002): sube de 2,700 a 3,200</w:t>
+            </w:r>
+          </w:p>
+        </w:tc>
+        <w:tc>
+          <w:tcPr>
+            <w:tcW w:type="dxa" w:w="1701"/>
+          </w:tcPr>
+          <w:p>
+            <w:r>
+              <w:t>500.00</w:t>
+            </w:r>
+          </w:p>
+        </w:tc>
+      </w:tr>
+      <w:tr>
+        <w:tc>
+          <w:tcPr>
+            <w:tcW w:type="dxa" w:w="1134"/>
+          </w:tcPr>
+          <w:p>
+            <w:r>
+              <w:t>4</w:t>
+            </w:r>
+          </w:p>
+        </w:tc>
+        <w:tc>
+          <w:tcPr>
+            <w:tcW w:type="dxa" w:w="2835"/>
+          </w:tcPr>
+          <w:p>
+            <w:r>
+              <w:t>76201101</w:t>
+            </w:r>
+          </w:p>
+        </w:tc>
+        <w:tc>
+          <w:tcPr>
+            <w:tcW w:type="dxa" w:w="1134"/>
+          </w:tcPr>
+          <w:p>
+            <w:r>
+              <w:t>H</w:t>
+            </w:r>
+          </w:p>
+        </w:tc>
+        <w:tc>
+          <w:tcPr>
+            <w:tcW w:type="dxa" w:w="3402"/>
+          </w:tcPr>
+          <w:p>
+            <w:r>
+              <w:t>Ganancia por revaluacion - Luna</w:t>
+            </w:r>
+          </w:p>
+        </w:tc>
+        <w:tc>
+          <w:tcPr>
+            <w:tcW w:type="dxa" w:w="1701"/>
+          </w:tcPr>
+          <w:p>
+            <w:r>
+              <w:t>500.00</w:t>
+            </w:r>
+          </w:p>
+        </w:tc>
+      </w:tr>
+      <w:tr>
+        <w:tc>
+          <w:tcPr>
+            <w:tcW w:type="dxa" w:w="1134"/>
+          </w:tcPr>
+          <w:p>
+            <w:r>
+              <w:t>5</w:t>
+            </w:r>
+          </w:p>
+        </w:tc>
+        <w:tc>
+          <w:tcPr>
+            <w:tcW w:type="dxa" w:w="2835"/>
+          </w:tcPr>
+          <w:p>
+            <w:r>
+              <w:t>66201101 (Perdida a valor razonable, subcuenta nueva propuesta)</w:t>
+            </w:r>
+          </w:p>
+        </w:tc>
+        <w:tc>
+          <w:tcPr>
+            <w:tcW w:type="dxa" w:w="1134"/>
+          </w:tcPr>
+          <w:p>
+            <w:r>
+              <w:t>D</w:t>
+            </w:r>
+          </w:p>
+        </w:tc>
+        <w:tc>
+          <w:tcPr>
+            <w:tcW w:type="dxa" w:w="3402"/>
+          </w:tcPr>
+          <w:p>
+            <w:r>
+              <w:t>Ejemplo: animal categoria TOR baja de 3,700 a 400 (descarte por vejez)</w:t>
+            </w:r>
+          </w:p>
+        </w:tc>
+        <w:tc>
+          <w:tcPr>
+            <w:tcW w:type="dxa" w:w="1701"/>
+          </w:tcPr>
+          <w:p>
+            <w:r>
+              <w:t>3,200.00</w:t>
+            </w:r>
+          </w:p>
+        </w:tc>
+      </w:tr>
+      <w:tr>
+        <w:tc>
+          <w:tcPr>
+            <w:tcW w:type="dxa" w:w="1134"/>
+          </w:tcPr>
+          <w:p>
+            <w:r>
+              <w:t>6</w:t>
+            </w:r>
+          </w:p>
+        </w:tc>
+        <w:tc>
+          <w:tcPr>
+            <w:tcW w:type="dxa" w:w="2835"/>
+          </w:tcPr>
+          <w:p>
+            <w:r>
+              <w:t>35110101</w:t>
+            </w:r>
+          </w:p>
+        </w:tc>
+        <w:tc>
+          <w:tcPr>
+            <w:tcW w:type="dxa" w:w="1134"/>
+          </w:tcPr>
+          <w:p>
+            <w:r>
+              <w:t>H</w:t>
+            </w:r>
+          </w:p>
+        </w:tc>
+        <w:tc>
+          <w:tcPr>
+            <w:tcW w:type="dxa" w:w="3402"/>
+          </w:tcPr>
+          <w:p>
+            <w:r>
+              <w:t>Baja de valor razonable - ejemplo</w:t>
+            </w:r>
+          </w:p>
+        </w:tc>
+        <w:tc>
+          <w:tcPr>
+            <w:tcW w:type="dxa" w:w="1701"/>
+          </w:tcPr>
+          <w:p>
+            <w:r>
+              <w:t>3,200.00</w:t>
+            </w:r>
+          </w:p>
+        </w:tc>
+      </w:tr>
+    </w:tbl>
+    <w:p/>
+    <w:p>
+      <w:r>
+        <w:rPr>
+          <w:b/>
+          <w:i/>
+        </w:rPr>
+        <w:t xml:space="preserve">Nota: </w:t>
+      </w:r>
+      <w:r>
+        <w:rPr>
+          <w:i/>
+        </w:rPr>
+        <w:t>las ganancias y perdidas no se compensan entre si: cada una se registra con su propia contrapartida. En este ejemplo el asiento cuadra en 4,200.00 al debe y 4,200.00 al haber.</w:t>
+      </w:r>
+    </w:p>
     <w:sectPr>
       <w:pgSz w:w="12240" w:h="15840"/>
       <w:pgMar w:top="1440" w:right="1800" w:bottom="1440" w:left="1800" w:header="720" w:footer="720" w:gutter="0"/>

--- a/Source ERPs/metadata SIGRE/pecuario/Manual_Usuario_Modulo_Pecuario.docx
+++ b/Source ERPs/metadata SIGRE/pecuario/Manual_Usuario_Modulo_Pecuario.docx
@@ -2360,7 +2360,7 @@
     </w:p>
     <w:p>
       <w:r>
-        <w:t>Catalogo raiz que agrupa las razas por tipo de animal (bovino, porcino, caprino, ovino, equino, aves). Viene precargado con las 6 especies principales. Esta pantalla reutiliza el catalogo general de especies que ya usa el sistema (no es una tabla exclusiva de Pecuario), mostrando unicamente las filas pecuarias.</w:t>
+        <w:t>Catalogo raiz que agrupa las razas por tipo de animal (bovino, porcino, caprino, ovino, equino, aves). Viene precargado con las 6 especies principales. Esta pantalla reutiliza el catalogo general de especies que ya usa el sistema (no es una tabla exclusiva de Pecuario), mostrando unicamente las filas pecuarias. El codigo NO se digita: lo genera el sistema automaticamente (ej. AQ000001).</w:t>
       </w:r>
     </w:p>
     <w:tbl>
@@ -2419,7 +2419,7 @@
           </w:tcPr>
           <w:p>
             <w:r>
-              <w:t>Codigo corto de la especie (ej. BOVI, AVES).</w:t>
+              <w:t>Generado automaticamente por el sistema (ej. AQ000001) al guardar, no se digita.</w:t>
             </w:r>
           </w:p>
         </w:tc>
